--- a/src/main/resources/com/example/museumcatalog/templates/efzk_protocol.docx
+++ b/src/main/resources/com/example/museumcatalog/templates/efzk_protocol.docx
@@ -581,7 +581,15 @@
           <w:sz w:val="26"/>
           <w:szCs w:val="26"/>
         </w:rPr>
-        <w:t>ступила член комиссии</w:t>
+        <w:t>ступила председатель</w:t>
+      </w:r>
+      <w:r>
+        <w:rPr>
+          <w:rFonts w:ascii="Times New Roman" w:hAnsi="Times New Roman" w:cs="Times New Roman"/>
+          <w:sz w:val="26"/>
+          <w:szCs w:val="26"/>
+        </w:rPr>
+        <w:t xml:space="preserve"> комиссии</w:t>
       </w:r>
       <w:r>
         <w:rPr>
@@ -597,7 +605,33 @@
           <w:sz w:val="26"/>
           <w:szCs w:val="26"/>
         </w:rPr>
-        <w:t xml:space="preserve"> (Ф.И.О., должность)</w:t>
+        <w:t xml:space="preserve"> </w:t>
+      </w:r>
+      <w:r>
+        <w:rPr>
+          <w:rFonts w:ascii="Times New Roman" w:eastAsia="Times New Roman" w:hAnsi="Times New Roman" w:cs="Times New Roman"/>
+          <w:sz w:val="26"/>
+          <w:szCs w:val="26"/>
+        </w:rPr>
+        <w:t>${</w:t>
+      </w:r>
+      <w:proofErr w:type="spellStart"/>
+      <w:r>
+        <w:rPr>
+          <w:rFonts w:ascii="Times New Roman" w:eastAsia="Times New Roman" w:hAnsi="Times New Roman" w:cs="Times New Roman"/>
+          <w:sz w:val="26"/>
+          <w:szCs w:val="26"/>
+        </w:rPr>
+        <w:t>chairman</w:t>
+      </w:r>
+      <w:proofErr w:type="spellEnd"/>
+      <w:r>
+        <w:rPr>
+          <w:rFonts w:ascii="Times New Roman" w:eastAsia="Times New Roman" w:hAnsi="Times New Roman" w:cs="Times New Roman"/>
+          <w:sz w:val="26"/>
+          <w:szCs w:val="26"/>
+        </w:rPr>
+        <w:t>}</w:t>
       </w:r>
       <w:r>
         <w:rPr>
@@ -865,8 +899,6 @@
         </w:rPr>
         <w:t xml:space="preserve">. </w:t>
       </w:r>
-      <w:bookmarkStart w:id="0" w:name="_GoBack"/>
-      <w:bookmarkEnd w:id="0"/>
     </w:p>
     <w:p>
       <w:pPr>
@@ -1221,29 +1253,82 @@
         </w:tabs>
         <w:spacing w:after="0"/>
         <w:rPr>
-          <w:rFonts w:ascii="Times New Roman" w:hAnsi="Times New Roman" w:cs="Times New Roman"/>
+          <w:rFonts w:ascii="Times New Roman" w:eastAsia="Times New Roman" w:hAnsi="Times New Roman" w:cs="Times New Roman"/>
           <w:b/>
-          <w:sz w:val="24"/>
-          <w:szCs w:val="24"/>
-        </w:rPr>
-      </w:pPr>
-      <w:r>
-        <w:rPr>
-          <w:rFonts w:ascii="Times New Roman" w:hAnsi="Times New Roman" w:cs="Times New Roman"/>
+          <w:sz w:val="26"/>
+          <w:szCs w:val="26"/>
+        </w:rPr>
+      </w:pPr>
+      <w:r>
+        <w:rPr>
+          <w:rFonts w:ascii="Times New Roman" w:eastAsia="Times New Roman" w:hAnsi="Times New Roman" w:cs="Times New Roman"/>
           <w:b/>
-          <w:sz w:val="24"/>
-          <w:szCs w:val="24"/>
-        </w:rPr>
-        <w:t>Председатель комиссии</w:t>
-      </w:r>
-      <w:r>
-        <w:rPr>
-          <w:rFonts w:ascii="Times New Roman" w:hAnsi="Times New Roman" w:cs="Times New Roman"/>
+          <w:sz w:val="26"/>
+          <w:szCs w:val="26"/>
+        </w:rPr>
+        <w:t xml:space="preserve">Председатель комиссии </w:t>
+      </w:r>
+    </w:p>
+    <w:p>
+      <w:pPr>
+        <w:tabs>
+          <w:tab w:val="left" w:pos="2580"/>
+        </w:tabs>
+        <w:spacing w:after="0"/>
+        <w:rPr>
+          <w:rFonts w:ascii="Times New Roman" w:eastAsia="Times New Roman" w:hAnsi="Times New Roman" w:cs="Times New Roman"/>
+          <w:sz w:val="26"/>
+          <w:szCs w:val="26"/>
+        </w:rPr>
+      </w:pPr>
+      <w:r>
+        <w:rPr>
+          <w:rFonts w:ascii="Times New Roman" w:eastAsia="Times New Roman" w:hAnsi="Times New Roman" w:cs="Times New Roman"/>
+          <w:sz w:val="26"/>
+          <w:szCs w:val="26"/>
+        </w:rPr>
+        <w:t>${</w:t>
+      </w:r>
+      <w:proofErr w:type="spellStart"/>
+      <w:r>
+        <w:rPr>
+          <w:rFonts w:ascii="Times New Roman" w:eastAsia="Times New Roman" w:hAnsi="Times New Roman" w:cs="Times New Roman"/>
+          <w:sz w:val="26"/>
+          <w:szCs w:val="26"/>
+        </w:rPr>
+        <w:t>chairmanSignature</w:t>
+      </w:r>
+      <w:proofErr w:type="spellEnd"/>
+      <w:r>
+        <w:rPr>
+          <w:rFonts w:ascii="Times New Roman" w:eastAsia="Times New Roman" w:hAnsi="Times New Roman" w:cs="Times New Roman"/>
+          <w:sz w:val="26"/>
+          <w:szCs w:val="26"/>
+        </w:rPr>
+        <w:t>}</w:t>
+      </w:r>
+    </w:p>
+    <w:p>
+      <w:pPr>
+        <w:tabs>
+          <w:tab w:val="left" w:pos="2580"/>
+        </w:tabs>
+        <w:spacing w:after="0"/>
+        <w:rPr>
+          <w:rFonts w:ascii="Times New Roman" w:eastAsia="Times New Roman" w:hAnsi="Times New Roman" w:cs="Times New Roman"/>
           <w:b/>
-          <w:sz w:val="24"/>
-          <w:szCs w:val="24"/>
-        </w:rPr>
-        <w:t>:</w:t>
+          <w:sz w:val="26"/>
+          <w:szCs w:val="26"/>
+        </w:rPr>
+      </w:pPr>
+      <w:r>
+        <w:rPr>
+          <w:rFonts w:ascii="Times New Roman" w:eastAsia="Times New Roman" w:hAnsi="Times New Roman" w:cs="Times New Roman"/>
+          <w:b/>
+          <w:sz w:val="26"/>
+          <w:szCs w:val="26"/>
+        </w:rPr>
+        <w:t xml:space="preserve">Секретарь комиссии </w:t>
       </w:r>
     </w:p>
     <w:p>
@@ -1253,7 +1338,7 @@
         </w:tabs>
         <w:spacing w:after="0"/>
         <w:rPr>
-          <w:rFonts w:ascii="Times New Roman" w:hAnsi="Times New Roman" w:cs="Times New Roman"/>
+          <w:rFonts w:ascii="Times New Roman" w:eastAsia="Times New Roman" w:hAnsi="Times New Roman" w:cs="Times New Roman"/>
           <w:sz w:val="26"/>
           <w:szCs w:val="26"/>
         </w:rPr>
@@ -1273,7 +1358,7 @@
           <w:sz w:val="26"/>
           <w:szCs w:val="26"/>
         </w:rPr>
-        <w:t>employees</w:t>
+        <w:t>secretarySignature</w:t>
       </w:r>
       <w:proofErr w:type="spellEnd"/>
       <w:r>
@@ -1292,29 +1377,50 @@
         </w:tabs>
         <w:spacing w:after="0"/>
         <w:rPr>
-          <w:rFonts w:ascii="Times New Roman" w:hAnsi="Times New Roman" w:cs="Times New Roman"/>
+          <w:rFonts w:ascii="Times New Roman" w:eastAsia="Times New Roman" w:hAnsi="Times New Roman" w:cs="Times New Roman"/>
           <w:b/>
-          <w:sz w:val="24"/>
-          <w:szCs w:val="24"/>
-        </w:rPr>
-      </w:pPr>
-      <w:r>
-        <w:rPr>
-          <w:rFonts w:ascii="Times New Roman" w:hAnsi="Times New Roman" w:cs="Times New Roman"/>
+          <w:sz w:val="26"/>
+          <w:szCs w:val="26"/>
+        </w:rPr>
+      </w:pPr>
+      <w:r>
+        <w:rPr>
+          <w:rFonts w:ascii="Times New Roman" w:eastAsia="Times New Roman" w:hAnsi="Times New Roman" w:cs="Times New Roman"/>
           <w:b/>
-          <w:sz w:val="24"/>
-          <w:szCs w:val="24"/>
-        </w:rPr>
-        <w:t xml:space="preserve">Члены комиссии:                                                                  </w:t>
-      </w:r>
+          <w:sz w:val="26"/>
+          <w:szCs w:val="26"/>
+        </w:rPr>
+        <w:t>Член</w:t>
+      </w:r>
+      <w:r>
+        <w:rPr>
+          <w:rFonts w:ascii="Times New Roman" w:eastAsia="Times New Roman" w:hAnsi="Times New Roman" w:cs="Times New Roman"/>
+          <w:b/>
+          <w:sz w:val="26"/>
+          <w:szCs w:val="26"/>
+        </w:rPr>
+        <w:t>ы</w:t>
+      </w:r>
+      <w:r>
+        <w:rPr>
+          <w:rFonts w:ascii="Times New Roman" w:eastAsia="Times New Roman" w:hAnsi="Times New Roman" w:cs="Times New Roman"/>
+          <w:b/>
+          <w:sz w:val="26"/>
+          <w:szCs w:val="26"/>
+        </w:rPr>
+        <w:t xml:space="preserve"> комиссии </w:t>
+      </w:r>
+      <w:bookmarkStart w:id="0" w:name="_GoBack"/>
+      <w:bookmarkEnd w:id="0"/>
     </w:p>
     <w:p>
       <w:pPr>
         <w:tabs>
           <w:tab w:val="left" w:pos="2580"/>
         </w:tabs>
-        <w:rPr>
-          <w:rFonts w:ascii="Times New Roman" w:hAnsi="Times New Roman" w:cs="Times New Roman"/>
+        <w:spacing w:after="0"/>
+        <w:rPr>
+          <w:rFonts w:ascii="Times New Roman" w:eastAsia="Times New Roman" w:hAnsi="Times New Roman" w:cs="Times New Roman"/>
           <w:sz w:val="26"/>
           <w:szCs w:val="26"/>
         </w:rPr>
@@ -1334,7 +1440,7 @@
           <w:sz w:val="26"/>
           <w:szCs w:val="26"/>
         </w:rPr>
-        <w:t>employees</w:t>
+        <w:t>membersSignatures</w:t>
       </w:r>
       <w:proofErr w:type="spellEnd"/>
       <w:r>
@@ -1344,76 +1450,6 @@
           <w:szCs w:val="26"/>
         </w:rPr>
         <w:t>}</w:t>
-      </w:r>
-    </w:p>
-    <w:p>
-      <w:pPr>
-        <w:tabs>
-          <w:tab w:val="left" w:pos="2580"/>
-        </w:tabs>
-        <w:rPr>
-          <w:rFonts w:ascii="Times New Roman" w:hAnsi="Times New Roman" w:cs="Times New Roman"/>
-          <w:sz w:val="28"/>
-          <w:szCs w:val="28"/>
-        </w:rPr>
-      </w:pPr>
-    </w:p>
-    <w:p>
-      <w:pPr>
-        <w:tabs>
-          <w:tab w:val="left" w:pos="2580"/>
-        </w:tabs>
-        <w:rPr>
-          <w:rFonts w:ascii="Times New Roman" w:hAnsi="Times New Roman" w:cs="Times New Roman"/>
-          <w:sz w:val="28"/>
-          <w:szCs w:val="28"/>
-        </w:rPr>
-      </w:pPr>
-    </w:p>
-    <w:p>
-      <w:pPr>
-        <w:tabs>
-          <w:tab w:val="left" w:pos="2580"/>
-        </w:tabs>
-        <w:rPr>
-          <w:rFonts w:ascii="Times New Roman" w:hAnsi="Times New Roman" w:cs="Times New Roman"/>
-          <w:sz w:val="28"/>
-          <w:szCs w:val="28"/>
-        </w:rPr>
-      </w:pPr>
-    </w:p>
-    <w:p>
-      <w:pPr>
-        <w:tabs>
-          <w:tab w:val="left" w:pos="2580"/>
-        </w:tabs>
-        <w:jc w:val="center"/>
-        <w:rPr>
-          <w:rFonts w:ascii="Times New Roman" w:hAnsi="Times New Roman" w:cs="Times New Roman"/>
-          <w:sz w:val="28"/>
-          <w:szCs w:val="28"/>
-        </w:rPr>
-      </w:pPr>
-    </w:p>
-    <w:p>
-      <w:pPr>
-        <w:pStyle w:val="a4"/>
-        <w:tabs>
-          <w:tab w:val="left" w:pos="2580"/>
-        </w:tabs>
-        <w:rPr>
-          <w:rFonts w:ascii="Times New Roman" w:hAnsi="Times New Roman" w:cs="Times New Roman"/>
-          <w:sz w:val="28"/>
-          <w:szCs w:val="28"/>
-        </w:rPr>
-      </w:pPr>
-      <w:r>
-        <w:rPr>
-          <w:rFonts w:ascii="Times New Roman" w:hAnsi="Times New Roman" w:cs="Times New Roman"/>
-          <w:sz w:val="28"/>
-          <w:szCs w:val="28"/>
-        </w:rPr>
-        <w:t>\</w:t>
       </w:r>
     </w:p>
     <w:sectPr>
@@ -2008,7 +2044,7 @@
   <w:style w:type="paragraph" w:default="1" w:styleId="a">
     <w:name w:val="Normal"/>
     <w:qFormat/>
-    <w:rsid w:val="00CF0A39"/>
+    <w:rsid w:val="00B44DC8"/>
   </w:style>
   <w:style w:type="character" w:default="1" w:styleId="a0">
     <w:name w:val="Default Paragraph Font"/>
